--- a/docs/14_VVD_DATA_DICTIONARY.docx
+++ b/docs/14_VVD_DATA_DICTIONARY.docx
@@ -166,7 +166,7 @@
         <w:br/>
         <w:t>│  LAYER 1: EXPERIMENT METADATA                                       │</w:t>
         <w:br/>
-        <w:t>│  Source: DTZTA_T_TACTIC_EVNT_HIST (HIVE)                           │</w:t>
+        <w:t>│  Source: DG6V01.TACTIC_EVNT_IP_AR_HIST (EDW)                       │</w:t>
         <w:br/>
         <w:t>│  Question: "Who is in the test?"                                    │</w:t>
         <w:br/>
@@ -1720,7 +1720,7 @@
         <w:pStyle w:val="Heading3"/>
       </w:pPr>
       <w:r>
-        <w:t>3.1 HIVE Sources (Parquet on HDFS)</w:t>
+        <w:t>3.1 Experiment Sources</w:t>
       </w:r>
     </w:p>
     <w:p>
@@ -1728,7 +1728,7 @@
         <w:pStyle w:val="Heading4"/>
       </w:pPr>
       <w:r>
-        <w:t>DTZTA_T_TACTIC_EVNT_HIST — Experiment Population</w:t>
+        <w:t>DG6V01.TACTIC_EVNT_IP_AR_HIST — Experiment Population</w:t>
       </w:r>
     </w:p>
     <w:tbl>
@@ -1859,7 +1859,7 @@
               <w:rPr>
                 <w:sz w:val="16"/>
               </w:rPr>
-              <w:t>**Path**</w:t>
+              <w:t>**Source System**</w:t>
             </w:r>
           </w:p>
         </w:tc>
@@ -1875,7 +1875,7 @@
               <w:rPr>
                 <w:sz w:val="16"/>
               </w:rPr>
-              <w:t>`/prod/sz/tsz/00150/cc/DTZTA_T_TACTIC_EVNT_HIST/`</w:t>
+              <w:t>EDW (Teradata)</w:t>
             </w:r>
           </w:p>
         </w:tc>
@@ -1893,7 +1893,7 @@
               <w:rPr>
                 <w:sz w:val="16"/>
               </w:rPr>
-              <w:t>**Partition**</w:t>
+              <w:t>**Schema**</w:t>
             </w:r>
           </w:p>
         </w:tc>
@@ -1909,7 +1909,7 @@
               <w:rPr>
                 <w:sz w:val="16"/>
               </w:rPr>
-              <w:t>`EVNT_STRT_DT=YYYY*`</w:t>
+              <w:t>DG6V01</w:t>
             </w:r>
           </w:p>
         </w:tc>
@@ -2907,7 +2907,7 @@
         <w:pStyle w:val="Heading4"/>
       </w:pPr>
       <w:r>
-        <w:t>DDWTA_VISA_DR_CRD — Visa Debit Card Data</w:t>
+        <w:t>DDWV01.VISA_DR_CRD_DLY — Visa Debit Card Data</w:t>
       </w:r>
     </w:p>
     <w:tbl>
@@ -2986,7 +2986,7 @@
               <w:rPr>
                 <w:sz w:val="16"/>
               </w:rPr>
-              <w:t>Card issuance and activation events</w:t>
+              <w:t>Card issuance, activation, and usage events</w:t>
             </w:r>
           </w:p>
         </w:tc>
@@ -3038,7 +3038,7 @@
               <w:rPr>
                 <w:sz w:val="16"/>
               </w:rPr>
-              <w:t>**Path**</w:t>
+              <w:t>**Source System**</w:t>
             </w:r>
           </w:p>
         </w:tc>
@@ -3054,7 +3054,7 @@
               <w:rPr>
                 <w:sz w:val="16"/>
               </w:rPr>
-              <w:t>`/prod/sz/tsz/00050/data/DDWTA_VISA_DR_CRD/PartitionColumn=Latest/CAPTR_DT=`</w:t>
+              <w:t>EDW (Teradata)</w:t>
             </w:r>
           </w:p>
         </w:tc>
@@ -3072,7 +3072,7 @@
               <w:rPr>
                 <w:sz w:val="16"/>
               </w:rPr>
-              <w:t>**Partition**</w:t>
+              <w:t>**Schema**</w:t>
             </w:r>
           </w:p>
         </w:tc>
@@ -3088,7 +3088,7 @@
               <w:rPr>
                 <w:sz w:val="16"/>
               </w:rPr>
-              <w:t>`CAPTR_DT=YYYY*`</w:t>
+              <w:t>DDWV01</w:t>
             </w:r>
           </w:p>
         </w:tc>
@@ -3122,7 +3122,7 @@
               <w:rPr>
                 <w:sz w:val="16"/>
               </w:rPr>
-              <w:t>One row per card</w:t>
+              <w:t>One row per card per snapshot</w:t>
             </w:r>
           </w:p>
         </w:tc>
@@ -3140,7 +3140,7 @@
               <w:rPr>
                 <w:sz w:val="16"/>
               </w:rPr>
-              <w:t>**Used by**</w:t>
+              <w:t>**Metric ID**</w:t>
             </w:r>
           </w:p>
         </w:tc>
@@ -3156,7 +3156,7 @@
               <w:rPr>
                 <w:sz w:val="16"/>
               </w:rPr>
-              <w:t>VVD_ACQ_001 (card_acquisition), VVD_ACT_001 (card_activation)</w:t>
+              <w:t>VVD_ACQ_001 (Card Acquisition), VVD_ACT_001 (Card Activation), VVD_USG_001 (Card Usage)</w:t>
             </w:r>
           </w:p>
         </w:tc>
@@ -3373,7 +3373,7 @@
               <w:rPr>
                 <w:sz w:val="16"/>
               </w:rPr>
-              <w:t>SUCCESS_DT for acquisition</w:t>
+              <w:t>SUCCESS_DT for VVD_ACQ_001</w:t>
             </w:r>
           </w:p>
         </w:tc>
@@ -3439,7 +3439,7 @@
               <w:rPr>
                 <w:sz w:val="16"/>
               </w:rPr>
-              <w:t>SUCCESS_DT for activation</w:t>
+              <w:t>SUCCESS_DT for VVD_ACT_001</w:t>
             </w:r>
           </w:p>
         </w:tc>
@@ -3589,7 +3589,7 @@
               <w:rPr>
                 <w:sz w:val="16"/>
               </w:rPr>
-              <w:t>`CAPTR_DT`</w:t>
+              <w:t>`SNAP_DT`</w:t>
             </w:r>
           </w:p>
         </w:tc>
@@ -3621,872 +3621,29 @@
               <w:rPr>
                 <w:sz w:val="16"/>
               </w:rPr>
-              <w:t>Capture date</w:t>
-            </w:r>
-          </w:p>
-        </w:tc>
-        <w:tc>
-          <w:tcPr>
-            <w:tcW w:type="dxa" w:w="2160"/>
-          </w:tcPr>
-          <w:p>
-            <w:pPr>
-              <w:spacing w:after="0"/>
-            </w:pPr>
-            <w:r>
-              <w:rPr>
-                <w:sz w:val="16"/>
-              </w:rPr>
-              <w:t>Partition key</w:t>
+              <w:t>Snapshot date</w:t>
+            </w:r>
+          </w:p>
+        </w:tc>
+        <w:tc>
+          <w:tcPr>
+            <w:tcW w:type="dxa" w:w="2160"/>
+          </w:tcPr>
+          <w:p>
+            <w:pPr>
+              <w:spacing w:after="0"/>
+            </w:pPr>
+            <w:r>
+              <w:rPr>
+                <w:sz w:val="16"/>
+              </w:rPr>
+              <w:t>Filter: MAX(SNAP_DT) within 7 days</w:t>
             </w:r>
           </w:p>
         </w:tc>
       </w:tr>
     </w:tbl>
     <w:p/>
-    <w:p>
-      <w:pPr>
-        <w:spacing w:before="120" w:after="120"/>
-      </w:pPr>
-      <w:r>
-        <w:rPr>
-          <w:color w:val="CCCCCC"/>
-          <w:sz w:val="12"/>
-        </w:rPr>
-        <w:t>──────────────────────────────────────────────────────────────────────</w:t>
-      </w:r>
-    </w:p>
-    <w:p>
-      <w:pPr>
-        <w:pStyle w:val="Heading4"/>
-      </w:pPr>
-      <w:r>
-        <w:t>DDWTA_T_PT_OF_SALE_TXN — Point of Sale Transactions</w:t>
-      </w:r>
-    </w:p>
-    <w:tbl>
-      <w:tblPr>
-        <w:tblStyle w:val="TableGrid"/>
-        <w:tblW w:type="auto" w:w="0"/>
-        <w:jc w:val="left"/>
-        <w:tblLook w:firstColumn="1" w:firstRow="1" w:lastColumn="0" w:lastRow="0" w:noHBand="0" w:noVBand="1" w:val="04A0"/>
-      </w:tblPr>
-      <w:tblGrid>
-        <w:gridCol w:w="4320"/>
-        <w:gridCol w:w="4320"/>
-      </w:tblGrid>
-      <w:tr>
-        <w:tc>
-          <w:tcPr>
-            <w:tcW w:type="dxa" w:w="4320"/>
-          </w:tcPr>
-          <w:p>
-            <w:pPr>
-              <w:spacing w:after="0"/>
-            </w:pPr>
-            <w:r>
-              <w:rPr>
-                <w:b/>
-                <w:sz w:val="16"/>
-              </w:rPr>
-              <w:t>Attribute</w:t>
-            </w:r>
-          </w:p>
-        </w:tc>
-        <w:tc>
-          <w:tcPr>
-            <w:tcW w:type="dxa" w:w="4320"/>
-          </w:tcPr>
-          <w:p>
-            <w:pPr>
-              <w:spacing w:after="0"/>
-            </w:pPr>
-            <w:r>
-              <w:rPr>
-                <w:b/>
-                <w:sz w:val="16"/>
-              </w:rPr>
-              <w:t>Value</w:t>
-            </w:r>
-          </w:p>
-        </w:tc>
-      </w:tr>
-      <w:tr>
-        <w:tc>
-          <w:tcPr>
-            <w:tcW w:type="dxa" w:w="4320"/>
-          </w:tcPr>
-          <w:p>
-            <w:pPr>
-              <w:spacing w:after="0"/>
-            </w:pPr>
-            <w:r>
-              <w:rPr>
-                <w:sz w:val="16"/>
-              </w:rPr>
-              <w:t>**Purpose**</w:t>
-            </w:r>
-          </w:p>
-        </w:tc>
-        <w:tc>
-          <w:tcPr>
-            <w:tcW w:type="dxa" w:w="4320"/>
-          </w:tcPr>
-          <w:p>
-            <w:pPr>
-              <w:spacing w:after="0"/>
-            </w:pPr>
-            <w:r>
-              <w:rPr>
-                <w:sz w:val="16"/>
-              </w:rPr>
-              <w:t>Card usage / transaction events</w:t>
-            </w:r>
-          </w:p>
-        </w:tc>
-      </w:tr>
-      <w:tr>
-        <w:tc>
-          <w:tcPr>
-            <w:tcW w:type="dxa" w:w="4320"/>
-          </w:tcPr>
-          <w:p>
-            <w:pPr>
-              <w:spacing w:after="0"/>
-            </w:pPr>
-            <w:r>
-              <w:rPr>
-                <w:sz w:val="16"/>
-              </w:rPr>
-              <w:t>**Layer**</w:t>
-            </w:r>
-          </w:p>
-        </w:tc>
-        <w:tc>
-          <w:tcPr>
-            <w:tcW w:type="dxa" w:w="4320"/>
-          </w:tcPr>
-          <w:p>
-            <w:pPr>
-              <w:spacing w:after="0"/>
-            </w:pPr>
-            <w:r>
-              <w:rPr>
-                <w:sz w:val="16"/>
-              </w:rPr>
-              <w:t>3 (Success Definitions)</w:t>
-            </w:r>
-          </w:p>
-        </w:tc>
-      </w:tr>
-      <w:tr>
-        <w:tc>
-          <w:tcPr>
-            <w:tcW w:type="dxa" w:w="4320"/>
-          </w:tcPr>
-          <w:p>
-            <w:pPr>
-              <w:spacing w:after="0"/>
-            </w:pPr>
-            <w:r>
-              <w:rPr>
-                <w:sz w:val="16"/>
-              </w:rPr>
-              <w:t>**Path**</w:t>
-            </w:r>
-          </w:p>
-        </w:tc>
-        <w:tc>
-          <w:tcPr>
-            <w:tcW w:type="dxa" w:w="4320"/>
-          </w:tcPr>
-          <w:p>
-            <w:pPr>
-              <w:spacing w:after="0"/>
-            </w:pPr>
-            <w:r>
-              <w:rPr>
-                <w:sz w:val="16"/>
-              </w:rPr>
-              <w:t>`/prod/sz/tsz/00050/data/DDWTA_T_PT_OF_SALE_TXN/SNAP_DT=`</w:t>
-            </w:r>
-          </w:p>
-        </w:tc>
-      </w:tr>
-      <w:tr>
-        <w:tc>
-          <w:tcPr>
-            <w:tcW w:type="dxa" w:w="4320"/>
-          </w:tcPr>
-          <w:p>
-            <w:pPr>
-              <w:spacing w:after="0"/>
-            </w:pPr>
-            <w:r>
-              <w:rPr>
-                <w:sz w:val="16"/>
-              </w:rPr>
-              <w:t>**Partition**</w:t>
-            </w:r>
-          </w:p>
-        </w:tc>
-        <w:tc>
-          <w:tcPr>
-            <w:tcW w:type="dxa" w:w="4320"/>
-          </w:tcPr>
-          <w:p>
-            <w:pPr>
-              <w:spacing w:after="0"/>
-            </w:pPr>
-            <w:r>
-              <w:rPr>
-                <w:sz w:val="16"/>
-              </w:rPr>
-              <w:t>`SNAP_DT=YYYY*`</w:t>
-            </w:r>
-          </w:p>
-        </w:tc>
-      </w:tr>
-      <w:tr>
-        <w:tc>
-          <w:tcPr>
-            <w:tcW w:type="dxa" w:w="4320"/>
-          </w:tcPr>
-          <w:p>
-            <w:pPr>
-              <w:spacing w:after="0"/>
-            </w:pPr>
-            <w:r>
-              <w:rPr>
-                <w:sz w:val="16"/>
-              </w:rPr>
-              <w:t>**Grain**</w:t>
-            </w:r>
-          </w:p>
-        </w:tc>
-        <w:tc>
-          <w:tcPr>
-            <w:tcW w:type="dxa" w:w="4320"/>
-          </w:tcPr>
-          <w:p>
-            <w:pPr>
-              <w:spacing w:after="0"/>
-            </w:pPr>
-            <w:r>
-              <w:rPr>
-                <w:sz w:val="16"/>
-              </w:rPr>
-              <w:t>One row per transaction</w:t>
-            </w:r>
-          </w:p>
-        </w:tc>
-      </w:tr>
-      <w:tr>
-        <w:tc>
-          <w:tcPr>
-            <w:tcW w:type="dxa" w:w="4320"/>
-          </w:tcPr>
-          <w:p>
-            <w:pPr>
-              <w:spacing w:after="0"/>
-            </w:pPr>
-            <w:r>
-              <w:rPr>
-                <w:sz w:val="16"/>
-              </w:rPr>
-              <w:t>**Used by**</w:t>
-            </w:r>
-          </w:p>
-        </w:tc>
-        <w:tc>
-          <w:tcPr>
-            <w:tcW w:type="dxa" w:w="4320"/>
-          </w:tcPr>
-          <w:p>
-            <w:pPr>
-              <w:spacing w:after="0"/>
-            </w:pPr>
-            <w:r>
-              <w:rPr>
-                <w:sz w:val="16"/>
-              </w:rPr>
-              <w:t>VVD_USG_001 (card_usage)</w:t>
-            </w:r>
-          </w:p>
-        </w:tc>
-      </w:tr>
-    </w:tbl>
-    <w:p/>
-    <w:tbl>
-      <w:tblPr>
-        <w:tblStyle w:val="TableGrid"/>
-        <w:tblW w:type="auto" w:w="0"/>
-        <w:jc w:val="left"/>
-        <w:tblLook w:firstColumn="1" w:firstRow="1" w:lastColumn="0" w:lastRow="0" w:noHBand="0" w:noVBand="1" w:val="04A0"/>
-      </w:tblPr>
-      <w:tblGrid>
-        <w:gridCol w:w="2160"/>
-        <w:gridCol w:w="2160"/>
-        <w:gridCol w:w="2160"/>
-        <w:gridCol w:w="2160"/>
-      </w:tblGrid>
-      <w:tr>
-        <w:tc>
-          <w:tcPr>
-            <w:tcW w:type="dxa" w:w="2160"/>
-          </w:tcPr>
-          <w:p>
-            <w:pPr>
-              <w:spacing w:after="0"/>
-            </w:pPr>
-            <w:r>
-              <w:rPr>
-                <w:b/>
-                <w:sz w:val="16"/>
-              </w:rPr>
-              <w:t>Column</w:t>
-            </w:r>
-          </w:p>
-        </w:tc>
-        <w:tc>
-          <w:tcPr>
-            <w:tcW w:type="dxa" w:w="2160"/>
-          </w:tcPr>
-          <w:p>
-            <w:pPr>
-              <w:spacing w:after="0"/>
-            </w:pPr>
-            <w:r>
-              <w:rPr>
-                <w:b/>
-                <w:sz w:val="16"/>
-              </w:rPr>
-              <w:t>Type</w:t>
-            </w:r>
-          </w:p>
-        </w:tc>
-        <w:tc>
-          <w:tcPr>
-            <w:tcW w:type="dxa" w:w="2160"/>
-          </w:tcPr>
-          <w:p>
-            <w:pPr>
-              <w:spacing w:after="0"/>
-            </w:pPr>
-            <w:r>
-              <w:rPr>
-                <w:b/>
-                <w:sz w:val="16"/>
-              </w:rPr>
-              <w:t>Description</w:t>
-            </w:r>
-          </w:p>
-        </w:tc>
-        <w:tc>
-          <w:tcPr>
-            <w:tcW w:type="dxa" w:w="2160"/>
-          </w:tcPr>
-          <w:p>
-            <w:pPr>
-              <w:spacing w:after="0"/>
-            </w:pPr>
-            <w:r>
-              <w:rPr>
-                <w:b/>
-                <w:sz w:val="16"/>
-              </w:rPr>
-              <w:t>Used As</w:t>
-            </w:r>
-          </w:p>
-        </w:tc>
-      </w:tr>
-      <w:tr>
-        <w:tc>
-          <w:tcPr>
-            <w:tcW w:type="dxa" w:w="2160"/>
-          </w:tcPr>
-          <w:p>
-            <w:pPr>
-              <w:spacing w:after="0"/>
-            </w:pPr>
-            <w:r>
-              <w:rPr>
-                <w:sz w:val="16"/>
-              </w:rPr>
-              <w:t>`CLNT_CRD_NO`</w:t>
-            </w:r>
-          </w:p>
-        </w:tc>
-        <w:tc>
-          <w:tcPr>
-            <w:tcW w:type="dxa" w:w="2160"/>
-          </w:tcPr>
-          <w:p>
-            <w:pPr>
-              <w:spacing w:after="0"/>
-            </w:pPr>
-            <w:r>
-              <w:rPr>
-                <w:sz w:val="16"/>
-              </w:rPr>
-              <w:t>string</w:t>
-            </w:r>
-          </w:p>
-        </w:tc>
-        <w:tc>
-          <w:tcPr>
-            <w:tcW w:type="dxa" w:w="2160"/>
-          </w:tcPr>
-          <w:p>
-            <w:pPr>
-              <w:spacing w:after="0"/>
-            </w:pPr>
-            <w:r>
-              <w:rPr>
-                <w:sz w:val="16"/>
-              </w:rPr>
-              <w:t>Client card number (contains CLNT_NO at pos 7-15)</w:t>
-            </w:r>
-          </w:p>
-        </w:tc>
-        <w:tc>
-          <w:tcPr>
-            <w:tcW w:type="dxa" w:w="2160"/>
-          </w:tcPr>
-          <w:p>
-            <w:pPr>
-              <w:spacing w:after="0"/>
-            </w:pPr>
-            <w:r>
-              <w:rPr>
-                <w:sz w:val="16"/>
-              </w:rPr>
-              <w:t>Derives `CLNT_NO`</w:t>
-            </w:r>
-          </w:p>
-        </w:tc>
-      </w:tr>
-      <w:tr>
-        <w:tc>
-          <w:tcPr>
-            <w:tcW w:type="dxa" w:w="2160"/>
-          </w:tcPr>
-          <w:p>
-            <w:pPr>
-              <w:spacing w:after="0"/>
-            </w:pPr>
-            <w:r>
-              <w:rPr>
-                <w:sz w:val="16"/>
-              </w:rPr>
-              <w:t>`TXN_DT`</w:t>
-            </w:r>
-          </w:p>
-        </w:tc>
-        <w:tc>
-          <w:tcPr>
-            <w:tcW w:type="dxa" w:w="2160"/>
-          </w:tcPr>
-          <w:p>
-            <w:pPr>
-              <w:spacing w:after="0"/>
-            </w:pPr>
-            <w:r>
-              <w:rPr>
-                <w:sz w:val="16"/>
-              </w:rPr>
-              <w:t>date</w:t>
-            </w:r>
-          </w:p>
-        </w:tc>
-        <w:tc>
-          <w:tcPr>
-            <w:tcW w:type="dxa" w:w="2160"/>
-          </w:tcPr>
-          <w:p>
-            <w:pPr>
-              <w:spacing w:after="0"/>
-            </w:pPr>
-            <w:r>
-              <w:rPr>
-                <w:sz w:val="16"/>
-              </w:rPr>
-              <w:t>Transaction date</w:t>
-            </w:r>
-          </w:p>
-        </w:tc>
-        <w:tc>
-          <w:tcPr>
-            <w:tcW w:type="dxa" w:w="2160"/>
-          </w:tcPr>
-          <w:p>
-            <w:pPr>
-              <w:spacing w:after="0"/>
-            </w:pPr>
-            <w:r>
-              <w:rPr>
-                <w:sz w:val="16"/>
-              </w:rPr>
-              <w:t>SUCCESS_DT</w:t>
-            </w:r>
-          </w:p>
-        </w:tc>
-      </w:tr>
-      <w:tr>
-        <w:tc>
-          <w:tcPr>
-            <w:tcW w:type="dxa" w:w="2160"/>
-          </w:tcPr>
-          <w:p>
-            <w:pPr>
-              <w:spacing w:after="0"/>
-            </w:pPr>
-            <w:r>
-              <w:rPr>
-                <w:sz w:val="16"/>
-              </w:rPr>
-              <w:t>`TXN_TP`</w:t>
-            </w:r>
-          </w:p>
-        </w:tc>
-        <w:tc>
-          <w:tcPr>
-            <w:tcW w:type="dxa" w:w="2160"/>
-          </w:tcPr>
-          <w:p>
-            <w:pPr>
-              <w:spacing w:after="0"/>
-            </w:pPr>
-            <w:r>
-              <w:rPr>
-                <w:sz w:val="16"/>
-              </w:rPr>
-              <w:t>int</w:t>
-            </w:r>
-          </w:p>
-        </w:tc>
-        <w:tc>
-          <w:tcPr>
-            <w:tcW w:type="dxa" w:w="2160"/>
-          </w:tcPr>
-          <w:p>
-            <w:pPr>
-              <w:spacing w:after="0"/>
-            </w:pPr>
-            <w:r>
-              <w:rPr>
-                <w:sz w:val="16"/>
-              </w:rPr>
-              <w:t>Transaction type</w:t>
-            </w:r>
-          </w:p>
-        </w:tc>
-        <w:tc>
-          <w:tcPr>
-            <w:tcW w:type="dxa" w:w="2160"/>
-          </w:tcPr>
-          <w:p>
-            <w:pPr>
-              <w:spacing w:after="0"/>
-            </w:pPr>
-            <w:r>
-              <w:rPr>
-                <w:sz w:val="16"/>
-              </w:rPr>
-              <w:t>Filter: 10, 13, 12</w:t>
-            </w:r>
-          </w:p>
-        </w:tc>
-      </w:tr>
-      <w:tr>
-        <w:tc>
-          <w:tcPr>
-            <w:tcW w:type="dxa" w:w="2160"/>
-          </w:tcPr>
-          <w:p>
-            <w:pPr>
-              <w:spacing w:after="0"/>
-            </w:pPr>
-            <w:r>
-              <w:rPr>
-                <w:sz w:val="16"/>
-              </w:rPr>
-              <w:t>`MSG_TP`</w:t>
-            </w:r>
-          </w:p>
-        </w:tc>
-        <w:tc>
-          <w:tcPr>
-            <w:tcW w:type="dxa" w:w="2160"/>
-          </w:tcPr>
-          <w:p>
-            <w:pPr>
-              <w:spacing w:after="0"/>
-            </w:pPr>
-            <w:r>
-              <w:rPr>
-                <w:sz w:val="16"/>
-              </w:rPr>
-              <w:t>string</w:t>
-            </w:r>
-          </w:p>
-        </w:tc>
-        <w:tc>
-          <w:tcPr>
-            <w:tcW w:type="dxa" w:w="2160"/>
-          </w:tcPr>
-          <w:p>
-            <w:pPr>
-              <w:spacing w:after="0"/>
-            </w:pPr>
-            <w:r>
-              <w:rPr>
-                <w:sz w:val="16"/>
-              </w:rPr>
-              <w:t>Message type</w:t>
-            </w:r>
-          </w:p>
-        </w:tc>
-        <w:tc>
-          <w:tcPr>
-            <w:tcW w:type="dxa" w:w="2160"/>
-          </w:tcPr>
-          <w:p>
-            <w:pPr>
-              <w:spacing w:after="0"/>
-            </w:pPr>
-            <w:r>
-              <w:rPr>
-                <w:sz w:val="16"/>
-              </w:rPr>
-              <w:t>Filter: '0210', '0220'</w:t>
-            </w:r>
-          </w:p>
-        </w:tc>
-      </w:tr>
-      <w:tr>
-        <w:tc>
-          <w:tcPr>
-            <w:tcW w:type="dxa" w:w="2160"/>
-          </w:tcPr>
-          <w:p>
-            <w:pPr>
-              <w:spacing w:after="0"/>
-            </w:pPr>
-            <w:r>
-              <w:rPr>
-                <w:sz w:val="16"/>
-              </w:rPr>
-              <w:t>`AMT1`</w:t>
-            </w:r>
-          </w:p>
-        </w:tc>
-        <w:tc>
-          <w:tcPr>
-            <w:tcW w:type="dxa" w:w="2160"/>
-          </w:tcPr>
-          <w:p>
-            <w:pPr>
-              <w:spacing w:after="0"/>
-            </w:pPr>
-            <w:r>
-              <w:rPr>
-                <w:sz w:val="16"/>
-              </w:rPr>
-              <w:t>decimal</w:t>
-            </w:r>
-          </w:p>
-        </w:tc>
-        <w:tc>
-          <w:tcPr>
-            <w:tcW w:type="dxa" w:w="2160"/>
-          </w:tcPr>
-          <w:p>
-            <w:pPr>
-              <w:spacing w:after="0"/>
-            </w:pPr>
-            <w:r>
-              <w:rPr>
-                <w:sz w:val="16"/>
-              </w:rPr>
-              <w:t>Transaction amount</w:t>
-            </w:r>
-          </w:p>
-        </w:tc>
-        <w:tc>
-          <w:tcPr>
-            <w:tcW w:type="dxa" w:w="2160"/>
-          </w:tcPr>
-          <w:p>
-            <w:pPr>
-              <w:spacing w:after="0"/>
-            </w:pPr>
-            <w:r>
-              <w:rPr>
-                <w:sz w:val="16"/>
-              </w:rPr>
-              <w:t>Filter: &gt; 0</w:t>
-            </w:r>
-          </w:p>
-        </w:tc>
-      </w:tr>
-      <w:tr>
-        <w:tc>
-          <w:tcPr>
-            <w:tcW w:type="dxa" w:w="2160"/>
-          </w:tcPr>
-          <w:p>
-            <w:pPr>
-              <w:spacing w:after="0"/>
-            </w:pPr>
-            <w:r>
-              <w:rPr>
-                <w:sz w:val="16"/>
-              </w:rPr>
-              <w:t>`SRVC_CD`</w:t>
-            </w:r>
-          </w:p>
-        </w:tc>
-        <w:tc>
-          <w:tcPr>
-            <w:tcW w:type="dxa" w:w="2160"/>
-          </w:tcPr>
-          <w:p>
-            <w:pPr>
-              <w:spacing w:after="0"/>
-            </w:pPr>
-            <w:r>
-              <w:rPr>
-                <w:sz w:val="16"/>
-              </w:rPr>
-              <w:t>int</w:t>
-            </w:r>
-          </w:p>
-        </w:tc>
-        <w:tc>
-          <w:tcPr>
-            <w:tcW w:type="dxa" w:w="2160"/>
-          </w:tcPr>
-          <w:p>
-            <w:pPr>
-              <w:spacing w:after="0"/>
-            </w:pPr>
-            <w:r>
-              <w:rPr>
-                <w:sz w:val="16"/>
-              </w:rPr>
-              <w:t>Service code</w:t>
-            </w:r>
-          </w:p>
-        </w:tc>
-        <w:tc>
-          <w:tcPr>
-            <w:tcW w:type="dxa" w:w="2160"/>
-          </w:tcPr>
-          <w:p>
-            <w:pPr>
-              <w:spacing w:after="0"/>
-            </w:pPr>
-            <w:r>
-              <w:rPr>
-                <w:sz w:val="16"/>
-              </w:rPr>
-              <w:t>Filter: 36 (Visa Direct)</w:t>
-            </w:r>
-          </w:p>
-        </w:tc>
-      </w:tr>
-      <w:tr>
-        <w:tc>
-          <w:tcPr>
-            <w:tcW w:type="dxa" w:w="2160"/>
-          </w:tcPr>
-          <w:p>
-            <w:pPr>
-              <w:spacing w:after="0"/>
-            </w:pPr>
-            <w:r>
-              <w:rPr>
-                <w:sz w:val="16"/>
-              </w:rPr>
-              <w:t>`SNAP_DT`</w:t>
-            </w:r>
-          </w:p>
-        </w:tc>
-        <w:tc>
-          <w:tcPr>
-            <w:tcW w:type="dxa" w:w="2160"/>
-          </w:tcPr>
-          <w:p>
-            <w:pPr>
-              <w:spacing w:after="0"/>
-            </w:pPr>
-            <w:r>
-              <w:rPr>
-                <w:sz w:val="16"/>
-              </w:rPr>
-              <w:t>date</w:t>
-            </w:r>
-          </w:p>
-        </w:tc>
-        <w:tc>
-          <w:tcPr>
-            <w:tcW w:type="dxa" w:w="2160"/>
-          </w:tcPr>
-          <w:p>
-            <w:pPr>
-              <w:spacing w:after="0"/>
-            </w:pPr>
-            <w:r>
-              <w:rPr>
-                <w:sz w:val="16"/>
-              </w:rPr>
-              <w:t>Snapshot date</w:t>
-            </w:r>
-          </w:p>
-        </w:tc>
-        <w:tc>
-          <w:tcPr>
-            <w:tcW w:type="dxa" w:w="2160"/>
-          </w:tcPr>
-          <w:p>
-            <w:pPr>
-              <w:spacing w:after="0"/>
-            </w:pPr>
-            <w:r>
-              <w:rPr>
-                <w:sz w:val="16"/>
-              </w:rPr>
-              <w:t>Partition key</w:t>
-            </w:r>
-          </w:p>
-        </w:tc>
-      </w:tr>
-    </w:tbl>
-    <w:p/>
-    <w:p>
-      <w:r/>
-      <w:r>
-        <w:rPr>
-          <w:b/>
-        </w:rPr>
-        <w:t>Client extraction:</w:t>
-      </w:r>
-      <w:r>
-        <w:t xml:space="preserve"> </w:t>
-      </w:r>
-      <w:r>
-        <w:rPr>
-          <w:rFonts w:ascii="Consolas" w:hAnsi="Consolas"/>
-          <w:color w:val="8B0000"/>
-          <w:sz w:val="16"/>
-        </w:rPr>
-        <w:t>CLNT_NO = CAST(SUBSTR(CLNT_CRD_NO, 7, 9) AS INTEGER)</w:t>
-      </w:r>
-      <w:r>
-        <w:t xml:space="preserve"> with leading zeros stripped.</w:t>
-      </w:r>
-    </w:p>
     <w:p>
       <w:pPr>
         <w:spacing w:before="120" w:after="120"/>
@@ -4643,7 +3800,7 @@
               <w:rPr>
                 <w:sz w:val="16"/>
               </w:rPr>
-              <w:t>**Schema**</w:t>
+              <w:t>**Source System**</w:t>
             </w:r>
           </w:p>
         </w:tc>
@@ -4659,7 +3816,7 @@
               <w:rPr>
                 <w:sz w:val="16"/>
               </w:rPr>
-              <w:t>DDWV05</w:t>
+              <w:t>EDW (Teradata)</w:t>
             </w:r>
           </w:p>
         </w:tc>
@@ -4677,7 +3834,7 @@
               <w:rPr>
                 <w:sz w:val="16"/>
               </w:rPr>
-              <w:t>**Grain**</w:t>
+              <w:t>**Schema**</w:t>
             </w:r>
           </w:p>
         </w:tc>
@@ -4693,7 +3850,7 @@
               <w:rPr>
                 <w:sz w:val="16"/>
               </w:rPr>
-              <w:t>One row per POS transaction</w:t>
+              <w:t>DDWV05</w:t>
             </w:r>
           </w:p>
         </w:tc>
@@ -4711,7 +3868,7 @@
               <w:rPr>
                 <w:sz w:val="16"/>
               </w:rPr>
-              <w:t>**Used by**</w:t>
+              <w:t>**Grain**</w:t>
             </w:r>
           </w:p>
         </w:tc>
@@ -4727,7 +3884,41 @@
               <w:rPr>
                 <w:sz w:val="16"/>
               </w:rPr>
-              <w:t>VVD_PRV_001 (wallet_provisioning)</w:t>
+              <w:t>One row per POS transaction</w:t>
+            </w:r>
+          </w:p>
+        </w:tc>
+      </w:tr>
+      <w:tr>
+        <w:tc>
+          <w:tcPr>
+            <w:tcW w:type="dxa" w:w="4320"/>
+          </w:tcPr>
+          <w:p>
+            <w:pPr>
+              <w:spacing w:after="0"/>
+            </w:pPr>
+            <w:r>
+              <w:rPr>
+                <w:sz w:val="16"/>
+              </w:rPr>
+              <w:t>**Metric ID**</w:t>
+            </w:r>
+          </w:p>
+        </w:tc>
+        <w:tc>
+          <w:tcPr>
+            <w:tcW w:type="dxa" w:w="4320"/>
+          </w:tcPr>
+          <w:p>
+            <w:pPr>
+              <w:spacing w:after="0"/>
+            </w:pPr>
+            <w:r>
+              <w:rPr>
+                <w:sz w:val="16"/>
+              </w:rPr>
+              <w:t>VVD_PRV_001 (Wallet Provisioning)</w:t>
             </w:r>
           </w:p>
         </w:tc>
@@ -5429,7 +4620,7 @@
               <w:rPr>
                 <w:sz w:val="16"/>
               </w:rPr>
-              <w:t>**Schema**</w:t>
+              <w:t>**Source System**</w:t>
             </w:r>
           </w:p>
         </w:tc>
@@ -5445,7 +4636,7 @@
               <w:rPr>
                 <w:sz w:val="16"/>
               </w:rPr>
-              <w:t>DL_DECMAN</w:t>
+              <w:t>EDW (Teradata)</w:t>
             </w:r>
           </w:p>
         </w:tc>
@@ -5463,7 +4654,7 @@
               <w:rPr>
                 <w:sz w:val="16"/>
               </w:rPr>
-              <w:t>**Grain**</w:t>
+              <w:t>**Schema**</w:t>
             </w:r>
           </w:p>
         </w:tc>
@@ -5479,7 +4670,7 @@
               <w:rPr>
                 <w:sz w:val="16"/>
               </w:rPr>
-              <w:t>One row per token</w:t>
+              <w:t>DL_DECMAN</w:t>
             </w:r>
           </w:p>
         </w:tc>
@@ -5497,7 +4688,7 @@
               <w:rPr>
                 <w:sz w:val="16"/>
               </w:rPr>
-              <w:t>**Used by**</w:t>
+              <w:t>**Grain**</w:t>
             </w:r>
           </w:p>
         </w:tc>
@@ -5513,7 +4704,41 @@
               <w:rPr>
                 <w:sz w:val="16"/>
               </w:rPr>
-              <w:t>VVD_PRV_001 (wallet_provisioning) — joined to CLNT_CRD_POS_LOG</w:t>
+              <w:t>One row per token</w:t>
+            </w:r>
+          </w:p>
+        </w:tc>
+      </w:tr>
+      <w:tr>
+        <w:tc>
+          <w:tcPr>
+            <w:tcW w:type="dxa" w:w="4320"/>
+          </w:tcPr>
+          <w:p>
+            <w:pPr>
+              <w:spacing w:after="0"/>
+            </w:pPr>
+            <w:r>
+              <w:rPr>
+                <w:sz w:val="16"/>
+              </w:rPr>
+              <w:t>**Metric ID**</w:t>
+            </w:r>
+          </w:p>
+        </w:tc>
+        <w:tc>
+          <w:tcPr>
+            <w:tcW w:type="dxa" w:w="4320"/>
+          </w:tcPr>
+          <w:p>
+            <w:pPr>
+              <w:spacing w:after="0"/>
+            </w:pPr>
+            <w:r>
+              <w:rPr>
+                <w:sz w:val="16"/>
+              </w:rPr>
+              <w:t>VVD_PRV_001 (Wallet Provisioning) — joined to CLNT_CRD_POS_LOG</w:t>
             </w:r>
           </w:p>
         </w:tc>
@@ -5885,7 +5110,7 @@
               <w:rPr>
                 <w:sz w:val="16"/>
               </w:rPr>
-              <w:t>**Schema**</w:t>
+              <w:t>**Source System**</w:t>
             </w:r>
           </w:p>
         </w:tc>
@@ -5901,7 +5126,7 @@
               <w:rPr>
                 <w:sz w:val="16"/>
               </w:rPr>
-              <w:t>DTZV01</w:t>
+              <w:t>EDW (Teradata)</w:t>
             </w:r>
           </w:p>
         </w:tc>
@@ -5919,7 +5144,7 @@
               <w:rPr>
                 <w:sz w:val="16"/>
               </w:rPr>
-              <w:t>**Grain**</w:t>
+              <w:t>**Schema**</w:t>
             </w:r>
           </w:p>
         </w:tc>
@@ -5935,7 +5160,7 @@
               <w:rPr>
                 <w:sz w:val="16"/>
               </w:rPr>
-              <w:t>One row per client per disposition event</w:t>
+              <w:t>DTZV01</w:t>
             </w:r>
           </w:p>
         </w:tc>
@@ -5953,7 +5178,7 @@
               <w:rPr>
                 <w:sz w:val="16"/>
               </w:rPr>
-              <w:t>**Used by**</w:t>
+              <w:t>**Grain**</w:t>
             </w:r>
           </w:p>
         </w:tc>
@@ -5969,7 +5194,41 @@
               <w:rPr>
                 <w:sz w:val="16"/>
               </w:rPr>
-              <w:t>Engagement curves in vintage engine</w:t>
+              <w:t>One row per client per disposition event</w:t>
+            </w:r>
+          </w:p>
+        </w:tc>
+      </w:tr>
+      <w:tr>
+        <w:tc>
+          <w:tcPr>
+            <w:tcW w:type="dxa" w:w="4320"/>
+          </w:tcPr>
+          <w:p>
+            <w:pPr>
+              <w:spacing w:after="0"/>
+            </w:pPr>
+            <w:r>
+              <w:rPr>
+                <w:sz w:val="16"/>
+              </w:rPr>
+              <w:t>**Metric ID**</w:t>
+            </w:r>
+          </w:p>
+        </w:tc>
+        <w:tc>
+          <w:tcPr>
+            <w:tcW w:type="dxa" w:w="4320"/>
+          </w:tcPr>
+          <w:p>
+            <w:pPr>
+              <w:spacing w:after="0"/>
+            </w:pPr>
+            <w:r>
+              <w:rPr>
+                <w:sz w:val="16"/>
+              </w:rPr>
+              <w:t>N/A — engagement layer, not a success metric</w:t>
             </w:r>
           </w:p>
         </w:tc>
@@ -6985,7 +6244,7 @@
               <w:rPr>
                 <w:sz w:val="16"/>
               </w:rPr>
-              <w:t>HIVE — `DDWTA_VISA_DR_CRD`</w:t>
+              <w:t>EDW — `DDWV01.VISA_DR_CRD_DLY`</w:t>
             </w:r>
           </w:p>
         </w:tc>
@@ -7640,7 +6899,7 @@
               <w:rPr>
                 <w:sz w:val="16"/>
               </w:rPr>
-              <w:t>HIVE — `DDWTA_VISA_DR_CRD`</w:t>
+              <w:t>EDW — `DDWV01.VISA_DR_CRD_DLY`</w:t>
             </w:r>
           </w:p>
         </w:tc>
@@ -8329,7 +7588,7 @@
               <w:rPr>
                 <w:sz w:val="16"/>
               </w:rPr>
-              <w:t>HIVE — `DDWTA_T_PT_OF_SALE_TXN`</w:t>
+              <w:t>EDW — `DDWV01.VISA_DR_CRD_DLY`</w:t>
             </w:r>
           </w:p>
         </w:tc>
@@ -14087,15 +13346,15 @@
         <w:br/>
         <w:t>┌──────────────────────┐     ┌──────────────────────────────────────┐</w:t>
         <w:br/>
-        <w:t>│  TACTIC_EVNT_HIST    │     │  SUCCESS_DEFINITIONS (Layer 3)       │</w:t>
+        <w:t>│  TACTIC_EVNT_IP_AR   │     │  SUCCESS_DEFINITIONS (Layer 3)       │</w:t>
         <w:br/>
-        <w:t>│  (Layer 1 - HIVE)    │     │                                      │</w:t>
+        <w:t>│  _HIST (Layer 1-EDW) │     │                                      │</w:t>
         <w:br/>
-        <w:t>│                      │     │  VVD_ACQ_001 ← DDWTA_VISA_DR_CRD    │</w:t>
+        <w:t>│                      │     │  VVD_ACQ_001 ← VISA_DR_CRD_DLY      │</w:t>
         <w:br/>
-        <w:t>│  CLNT_NO             │     │  VVD_ACT_001 ← DDWTA_VISA_DR_CRD    │</w:t>
+        <w:t>│  CLNT_NO             │     │  VVD_ACT_001 ← VISA_DR_CRD_DLY      │</w:t>
         <w:br/>
-        <w:t>│  TACTIC_ID           │     │  VVD_USG_001 ← DDWTA_T_PT_OF_SALE   │</w:t>
+        <w:t>│  TACTIC_ID           │     │  VVD_USG_001 ← VISA_DR_CRD_DLY      │</w:t>
         <w:br/>
         <w:t>│  TREATMT_STRT_DT     │     │  VVD_PRV_001 ← CLNT_CRD_POS_LOG     │</w:t>
         <w:br/>
@@ -14687,7 +13946,7 @@
               <w:rPr>
                 <w:sz w:val="16"/>
               </w:rPr>
-              <w:t>TACTIC_EVNT_HIST</w:t>
+              <w:t>DG6V01.TACTIC_EVNT_IP_AR_HIST</w:t>
             </w:r>
           </w:p>
         </w:tc>
@@ -14721,7 +13980,7 @@
               <w:rPr>
                 <w:sz w:val="16"/>
               </w:rPr>
-              <w:t>DDWTA_VISA_DR_CRD</w:t>
+              <w:t>DDWV01.VISA_DR_CRD_DLY</w:t>
             </w:r>
           </w:p>
         </w:tc>
@@ -14755,41 +14014,7 @@
               <w:rPr>
                 <w:sz w:val="16"/>
               </w:rPr>
-              <w:t>DDWTA_T_PT_OF_SALE_TXN</w:t>
-            </w:r>
-          </w:p>
-        </w:tc>
-        <w:tc>
-          <w:tcPr>
-            <w:tcW w:type="dxa" w:w="4320"/>
-          </w:tcPr>
-          <w:p>
-            <w:pPr>
-              <w:spacing w:after="0"/>
-            </w:pPr>
-            <w:r>
-              <w:rPr>
-                <w:sz w:val="16"/>
-              </w:rPr>
-              <w:t>`regexp_replace(SUBSTR(CLNT_CRD_NO, 7, 9), '^0+', '')`</w:t>
-            </w:r>
-          </w:p>
-        </w:tc>
-      </w:tr>
-      <w:tr>
-        <w:tc>
-          <w:tcPr>
-            <w:tcW w:type="dxa" w:w="4320"/>
-          </w:tcPr>
-          <w:p>
-            <w:pPr>
-              <w:spacing w:after="0"/>
-            </w:pPr>
-            <w:r>
-              <w:rPr>
-                <w:sz w:val="16"/>
-              </w:rPr>
-              <w:t>CLNT_CRD_POS_LOG</w:t>
+              <w:t>DDWV05.CLNT_CRD_POS_LOG</w:t>
             </w:r>
           </w:p>
         </w:tc>
